--- a/docs/report/documents/Orbital-Report-Chapters-1-3.docx
+++ b/docs/report/documents/Orbital-Report-Chapters-1-3.docx
@@ -48,6 +48,14 @@
       </w:pPr>
       <w:r>
         <w:t>Nyan Lin Htet (6708397)</w:t>
+      </w:r>
+    </w:p>
+    <w:p>
+      <w:pPr>
+        <w:pStyle w:val="Author"/>
+      </w:pPr>
+      <w:r>
+        <w:t>Pyae Phyo Maung (6708170)</w:t>
       </w:r>
     </w:p>
     <w:p>
@@ -66,7 +74,7 @@
           <w:sz w:val="24"/>
           <w:szCs w:val="24"/>
         </w:rPr>
-        <w:id w:val="-1350792779"/>
+        <w:id w:val="610403446"/>
         <w:docPartObj>
           <w:docPartGallery w:val="Table of Contents"/>
           <w:docPartUnique/>
@@ -105,7 +113,7 @@
           <w:r>
             <w:fldChar w:fldCharType="separate"/>
           </w:r>
-          <w:hyperlink w:anchor="_Toc239714350" w:history="1">
+          <w:hyperlink w:anchor="_Toc239715772" w:history="1">
             <w:r>
               <w:rPr>
                 <w:rStyle w:val="Hyperlink"/>
@@ -132,7 +140,7 @@
                 <w:noProof/>
                 <w:webHidden/>
               </w:rPr>
-              <w:instrText xml:space="preserve"> PAGEREF _Toc239714350 \h </w:instrText>
+              <w:instrText xml:space="preserve"> PAGEREF _Toc239715772 \h </w:instrText>
             </w:r>
             <w:r>
               <w:rPr>
@@ -177,7 +185,7 @@
               <w14:ligatures w14:val="standardContextual"/>
             </w:rPr>
           </w:pPr>
-          <w:hyperlink w:anchor="_Toc239714351" w:history="1">
+          <w:hyperlink w:anchor="_Toc239715773" w:history="1">
             <w:r>
               <w:rPr>
                 <w:rStyle w:val="Hyperlink"/>
@@ -204,7 +212,7 @@
                 <w:noProof/>
                 <w:webHidden/>
               </w:rPr>
-              <w:instrText xml:space="preserve"> PAGEREF _Toc239714351 \h </w:instrText>
+              <w:instrText xml:space="preserve"> PAGEREF _Toc239715773 \h </w:instrText>
             </w:r>
             <w:r>
               <w:rPr>
@@ -249,7 +257,7 @@
               <w14:ligatures w14:val="standardContextual"/>
             </w:rPr>
           </w:pPr>
-          <w:hyperlink w:anchor="_Toc239714352" w:history="1">
+          <w:hyperlink w:anchor="_Toc239715774" w:history="1">
             <w:r>
               <w:rPr>
                 <w:rStyle w:val="Hyperlink"/>
@@ -276,7 +284,7 @@
                 <w:noProof/>
                 <w:webHidden/>
               </w:rPr>
-              <w:instrText xml:space="preserve"> PAGEREF _Toc239714352 \h </w:instrText>
+              <w:instrText xml:space="preserve"> PAGEREF _Toc239715774 \h </w:instrText>
             </w:r>
             <w:r>
               <w:rPr>
@@ -321,7 +329,7 @@
               <w14:ligatures w14:val="standardContextual"/>
             </w:rPr>
           </w:pPr>
-          <w:hyperlink w:anchor="_Toc239714353" w:history="1">
+          <w:hyperlink w:anchor="_Toc239715775" w:history="1">
             <w:r>
               <w:rPr>
                 <w:rStyle w:val="Hyperlink"/>
@@ -348,7 +356,7 @@
                 <w:noProof/>
                 <w:webHidden/>
               </w:rPr>
-              <w:instrText xml:space="preserve"> PAGEREF _Toc239714353 \h </w:instrText>
+              <w:instrText xml:space="preserve"> PAGEREF _Toc239715775 \h </w:instrText>
             </w:r>
             <w:r>
               <w:rPr>
@@ -393,7 +401,7 @@
               <w14:ligatures w14:val="standardContextual"/>
             </w:rPr>
           </w:pPr>
-          <w:hyperlink w:anchor="_Toc239714354" w:history="1">
+          <w:hyperlink w:anchor="_Toc239715776" w:history="1">
             <w:r>
               <w:rPr>
                 <w:rStyle w:val="Hyperlink"/>
@@ -420,7 +428,7 @@
                 <w:noProof/>
                 <w:webHidden/>
               </w:rPr>
-              <w:instrText xml:space="preserve"> PAGEREF _Toc239714354 \h </w:instrText>
+              <w:instrText xml:space="preserve"> PAGEREF _Toc239715776 \h </w:instrText>
             </w:r>
             <w:r>
               <w:rPr>
@@ -465,7 +473,7 @@
               <w14:ligatures w14:val="standardContextual"/>
             </w:rPr>
           </w:pPr>
-          <w:hyperlink w:anchor="_Toc239714355" w:history="1">
+          <w:hyperlink w:anchor="_Toc239715777" w:history="1">
             <w:r>
               <w:rPr>
                 <w:rStyle w:val="Hyperlink"/>
@@ -492,7 +500,7 @@
                 <w:noProof/>
                 <w:webHidden/>
               </w:rPr>
-              <w:instrText xml:space="preserve"> PAGEREF _Toc239714355 \h </w:instrText>
+              <w:instrText xml:space="preserve"> PAGEREF _Toc239715777 \h </w:instrText>
             </w:r>
             <w:r>
               <w:rPr>
@@ -537,7 +545,7 @@
               <w14:ligatures w14:val="standardContextual"/>
             </w:rPr>
           </w:pPr>
-          <w:hyperlink w:anchor="_Toc239714356" w:history="1">
+          <w:hyperlink w:anchor="_Toc239715778" w:history="1">
             <w:r>
               <w:rPr>
                 <w:rStyle w:val="Hyperlink"/>
@@ -564,7 +572,7 @@
                 <w:noProof/>
                 <w:webHidden/>
               </w:rPr>
-              <w:instrText xml:space="preserve"> PAGEREF _Toc239714356 \h </w:instrText>
+              <w:instrText xml:space="preserve"> PAGEREF _Toc239715778 \h </w:instrText>
             </w:r>
             <w:r>
               <w:rPr>
@@ -609,7 +617,7 @@
               <w14:ligatures w14:val="standardContextual"/>
             </w:rPr>
           </w:pPr>
-          <w:hyperlink w:anchor="_Toc239714357" w:history="1">
+          <w:hyperlink w:anchor="_Toc239715779" w:history="1">
             <w:r>
               <w:rPr>
                 <w:rStyle w:val="Hyperlink"/>
@@ -636,7 +644,7 @@
                 <w:noProof/>
                 <w:webHidden/>
               </w:rPr>
-              <w:instrText xml:space="preserve"> PAGEREF _Toc239714357 \h </w:instrText>
+              <w:instrText xml:space="preserve"> PAGEREF _Toc239715779 \h </w:instrText>
             </w:r>
             <w:r>
               <w:rPr>
@@ -681,7 +689,7 @@
               <w14:ligatures w14:val="standardContextual"/>
             </w:rPr>
           </w:pPr>
-          <w:hyperlink w:anchor="_Toc239714358" w:history="1">
+          <w:hyperlink w:anchor="_Toc239715780" w:history="1">
             <w:r>
               <w:rPr>
                 <w:rStyle w:val="Hyperlink"/>
@@ -708,7 +716,7 @@
                 <w:noProof/>
                 <w:webHidden/>
               </w:rPr>
-              <w:instrText xml:space="preserve"> PAGEREF _Toc239714358 \h </w:instrText>
+              <w:instrText xml:space="preserve"> PAGEREF _Toc239715780 \h </w:instrText>
             </w:r>
             <w:r>
               <w:rPr>
@@ -753,7 +761,7 @@
               <w14:ligatures w14:val="standardContextual"/>
             </w:rPr>
           </w:pPr>
-          <w:hyperlink w:anchor="_Toc239714359" w:history="1">
+          <w:hyperlink w:anchor="_Toc239715781" w:history="1">
             <w:r>
               <w:rPr>
                 <w:rStyle w:val="Hyperlink"/>
@@ -780,7 +788,7 @@
                 <w:noProof/>
                 <w:webHidden/>
               </w:rPr>
-              <w:instrText xml:space="preserve"> PAGEREF _Toc239714359 \h </w:instrText>
+              <w:instrText xml:space="preserve"> PAGEREF _Toc239715781 \h </w:instrText>
             </w:r>
             <w:r>
               <w:rPr>
@@ -825,7 +833,7 @@
               <w14:ligatures w14:val="standardContextual"/>
             </w:rPr>
           </w:pPr>
-          <w:hyperlink w:anchor="_Toc239714360" w:history="1">
+          <w:hyperlink w:anchor="_Toc239715782" w:history="1">
             <w:r>
               <w:rPr>
                 <w:rStyle w:val="Hyperlink"/>
@@ -852,7 +860,7 @@
                 <w:noProof/>
                 <w:webHidden/>
               </w:rPr>
-              <w:instrText xml:space="preserve"> PAGEREF _Toc239714360 \h </w:instrText>
+              <w:instrText xml:space="preserve"> PAGEREF _Toc239715782 \h </w:instrText>
             </w:r>
             <w:r>
               <w:rPr>
@@ -897,7 +905,7 @@
               <w14:ligatures w14:val="standardContextual"/>
             </w:rPr>
           </w:pPr>
-          <w:hyperlink w:anchor="_Toc239714361" w:history="1">
+          <w:hyperlink w:anchor="_Toc239715783" w:history="1">
             <w:r>
               <w:rPr>
                 <w:rStyle w:val="Hyperlink"/>
@@ -924,7 +932,7 @@
                 <w:noProof/>
                 <w:webHidden/>
               </w:rPr>
-              <w:instrText xml:space="preserve"> PAGEREF _Toc239714361 \h </w:instrText>
+              <w:instrText xml:space="preserve"> PAGEREF _Toc239715783 \h </w:instrText>
             </w:r>
             <w:r>
               <w:rPr>
@@ -969,7 +977,7 @@
               <w14:ligatures w14:val="standardContextual"/>
             </w:rPr>
           </w:pPr>
-          <w:hyperlink w:anchor="_Toc239714362" w:history="1">
+          <w:hyperlink w:anchor="_Toc239715784" w:history="1">
             <w:r>
               <w:rPr>
                 <w:rStyle w:val="Hyperlink"/>
@@ -996,7 +1004,7 @@
                 <w:noProof/>
                 <w:webHidden/>
               </w:rPr>
-              <w:instrText xml:space="preserve"> PAGEREF _Toc239714362 \h </w:instrText>
+              <w:instrText xml:space="preserve"> PAGEREF _Toc239715784 \h </w:instrText>
             </w:r>
             <w:r>
               <w:rPr>
@@ -1041,7 +1049,7 @@
               <w14:ligatures w14:val="standardContextual"/>
             </w:rPr>
           </w:pPr>
-          <w:hyperlink w:anchor="_Toc239714363" w:history="1">
+          <w:hyperlink w:anchor="_Toc239715785" w:history="1">
             <w:r>
               <w:rPr>
                 <w:rStyle w:val="Hyperlink"/>
@@ -1068,7 +1076,7 @@
                 <w:noProof/>
                 <w:webHidden/>
               </w:rPr>
-              <w:instrText xml:space="preserve"> PAGEREF _Toc239714363 \h </w:instrText>
+              <w:instrText xml:space="preserve"> PAGEREF _Toc239715785 \h </w:instrText>
             </w:r>
             <w:r>
               <w:rPr>
@@ -1113,7 +1121,7 @@
               <w14:ligatures w14:val="standardContextual"/>
             </w:rPr>
           </w:pPr>
-          <w:hyperlink w:anchor="_Toc239714364" w:history="1">
+          <w:hyperlink w:anchor="_Toc239715786" w:history="1">
             <w:r>
               <w:rPr>
                 <w:rStyle w:val="Hyperlink"/>
@@ -1140,7 +1148,7 @@
                 <w:noProof/>
                 <w:webHidden/>
               </w:rPr>
-              <w:instrText xml:space="preserve"> PAGEREF _Toc239714364 \h </w:instrText>
+              <w:instrText xml:space="preserve"> PAGEREF _Toc239715786 \h </w:instrText>
             </w:r>
             <w:r>
               <w:rPr>
@@ -1185,7 +1193,7 @@
               <w14:ligatures w14:val="standardContextual"/>
             </w:rPr>
           </w:pPr>
-          <w:hyperlink w:anchor="_Toc239714365" w:history="1">
+          <w:hyperlink w:anchor="_Toc239715787" w:history="1">
             <w:r>
               <w:rPr>
                 <w:rStyle w:val="Hyperlink"/>
@@ -1212,7 +1220,7 @@
                 <w:noProof/>
                 <w:webHidden/>
               </w:rPr>
-              <w:instrText xml:space="preserve"> PAGEREF _Toc239714365 \h </w:instrText>
+              <w:instrText xml:space="preserve"> PAGEREF _Toc239715787 \h </w:instrText>
             </w:r>
             <w:r>
               <w:rPr>
@@ -1257,7 +1265,7 @@
               <w14:ligatures w14:val="standardContextual"/>
             </w:rPr>
           </w:pPr>
-          <w:hyperlink w:anchor="_Toc239714366" w:history="1">
+          <w:hyperlink w:anchor="_Toc239715788" w:history="1">
             <w:r>
               <w:rPr>
                 <w:rStyle w:val="Hyperlink"/>
@@ -1284,7 +1292,7 @@
                 <w:noProof/>
                 <w:webHidden/>
               </w:rPr>
-              <w:instrText xml:space="preserve"> PAGEREF _Toc239714366 \h </w:instrText>
+              <w:instrText xml:space="preserve"> PAGEREF _Toc239715788 \h </w:instrText>
             </w:r>
             <w:r>
               <w:rPr>
@@ -1329,7 +1337,7 @@
               <w14:ligatures w14:val="standardContextual"/>
             </w:rPr>
           </w:pPr>
-          <w:hyperlink w:anchor="_Toc239714367" w:history="1">
+          <w:hyperlink w:anchor="_Toc239715789" w:history="1">
             <w:r>
               <w:rPr>
                 <w:rStyle w:val="Hyperlink"/>
@@ -1356,7 +1364,7 @@
                 <w:noProof/>
                 <w:webHidden/>
               </w:rPr>
-              <w:instrText xml:space="preserve"> PAGEREF _Toc239714367 \h </w:instrText>
+              <w:instrText xml:space="preserve"> PAGEREF _Toc239715789 \h </w:instrText>
             </w:r>
             <w:r>
               <w:rPr>
@@ -1401,7 +1409,7 @@
               <w14:ligatures w14:val="standardContextual"/>
             </w:rPr>
           </w:pPr>
-          <w:hyperlink w:anchor="_Toc239714368" w:history="1">
+          <w:hyperlink w:anchor="_Toc239715790" w:history="1">
             <w:r>
               <w:rPr>
                 <w:rStyle w:val="Hyperlink"/>
@@ -1428,7 +1436,7 @@
                 <w:noProof/>
                 <w:webHidden/>
               </w:rPr>
-              <w:instrText xml:space="preserve"> PAGEREF _Toc239714368 \h </w:instrText>
+              <w:instrText xml:space="preserve"> PAGEREF _Toc239715790 \h </w:instrText>
             </w:r>
             <w:r>
               <w:rPr>
@@ -1473,7 +1481,7 @@
               <w14:ligatures w14:val="standardContextual"/>
             </w:rPr>
           </w:pPr>
-          <w:hyperlink w:anchor="_Toc239714369" w:history="1">
+          <w:hyperlink w:anchor="_Toc239715791" w:history="1">
             <w:r>
               <w:rPr>
                 <w:rStyle w:val="Hyperlink"/>
@@ -1500,7 +1508,7 @@
                 <w:noProof/>
                 <w:webHidden/>
               </w:rPr>
-              <w:instrText xml:space="preserve"> PAGEREF _Toc239714369 \h </w:instrText>
+              <w:instrText xml:space="preserve"> PAGEREF _Toc239715791 \h </w:instrText>
             </w:r>
             <w:r>
               <w:rPr>
@@ -1545,7 +1553,7 @@
               <w14:ligatures w14:val="standardContextual"/>
             </w:rPr>
           </w:pPr>
-          <w:hyperlink w:anchor="_Toc239714370" w:history="1">
+          <w:hyperlink w:anchor="_Toc239715792" w:history="1">
             <w:r>
               <w:rPr>
                 <w:rStyle w:val="Hyperlink"/>
@@ -1572,7 +1580,7 @@
                 <w:noProof/>
                 <w:webHidden/>
               </w:rPr>
-              <w:instrText xml:space="preserve"> PAGEREF _Toc239714370 \h </w:instrText>
+              <w:instrText xml:space="preserve"> PAGEREF _Toc239715792 \h </w:instrText>
             </w:r>
             <w:r>
               <w:rPr>
@@ -1615,7 +1623,7 @@
         <w:pStyle w:val="Heading1"/>
       </w:pPr>
       <w:bookmarkStart w:id="0" w:name="chapter-1-introduction"/>
-      <w:bookmarkStart w:id="1" w:name="_Toc239714350"/>
+      <w:bookmarkStart w:id="1" w:name="_Toc239715772"/>
       <w:r>
         <w:t>Chapter 1: Introduction</w:t>
       </w:r>
@@ -1626,7 +1634,7 @@
         <w:pStyle w:val="Heading2"/>
       </w:pPr>
       <w:bookmarkStart w:id="2" w:name="background-and-problem-statement"/>
-      <w:bookmarkStart w:id="3" w:name="_Toc239714351"/>
+      <w:bookmarkStart w:id="3" w:name="_Toc239715773"/>
       <w:r>
         <w:t>1.1 Background and Problem Statement</w:t>
       </w:r>
@@ -1734,7 +1742,7 @@
         <w:pStyle w:val="Heading2"/>
       </w:pPr>
       <w:bookmarkStart w:id="4" w:name="project-objectives"/>
-      <w:bookmarkStart w:id="5" w:name="_Toc239714352"/>
+      <w:bookmarkStart w:id="5" w:name="_Toc239715774"/>
       <w:bookmarkEnd w:id="2"/>
       <w:r>
         <w:t>1.2 Project Objectives</w:t>
@@ -1985,7 +1993,7 @@
         <w:pStyle w:val="Heading2"/>
       </w:pPr>
       <w:bookmarkStart w:id="6" w:name="project-scope"/>
-      <w:bookmarkStart w:id="7" w:name="_Toc239714353"/>
+      <w:bookmarkStart w:id="7" w:name="_Toc239715775"/>
       <w:bookmarkEnd w:id="4"/>
       <w:r>
         <w:t>1.3 Project Scope</w:t>
@@ -2408,7 +2416,7 @@
         <w:pStyle w:val="Heading2"/>
       </w:pPr>
       <w:bookmarkStart w:id="10" w:name="expected-benefits"/>
-      <w:bookmarkStart w:id="11" w:name="_Toc239714354"/>
+      <w:bookmarkStart w:id="11" w:name="_Toc239715776"/>
       <w:bookmarkEnd w:id="6"/>
       <w:bookmarkEnd w:id="9"/>
       <w:r>
@@ -2472,7 +2480,7 @@
         <w:pStyle w:val="Heading2"/>
       </w:pPr>
       <w:bookmarkStart w:id="12" w:name="tools-and-technologies-used"/>
-      <w:bookmarkStart w:id="13" w:name="_Toc239714355"/>
+      <w:bookmarkStart w:id="13" w:name="_Toc239715777"/>
       <w:bookmarkEnd w:id="10"/>
       <w:r>
         <w:t>1.5 Tools and Technologies Used</w:t>
@@ -3220,7 +3228,7 @@
         <w:pStyle w:val="Heading2"/>
       </w:pPr>
       <w:bookmarkStart w:id="15" w:name="scale-of-the-system"/>
-      <w:bookmarkStart w:id="16" w:name="_Toc239714356"/>
+      <w:bookmarkStart w:id="16" w:name="_Toc239715778"/>
       <w:bookmarkEnd w:id="12"/>
       <w:bookmarkEnd w:id="14"/>
       <w:r>
@@ -3448,7 +3456,7 @@
         <w:pStyle w:val="Heading1"/>
       </w:pPr>
       <w:bookmarkStart w:id="17" w:name="Xc05cc228f2b7de398dc6782bbdd9db7651af371"/>
-      <w:bookmarkStart w:id="18" w:name="_Toc239714357"/>
+      <w:bookmarkStart w:id="18" w:name="_Toc239715779"/>
       <w:bookmarkEnd w:id="0"/>
       <w:bookmarkEnd w:id="15"/>
       <w:r>
@@ -3461,7 +3469,7 @@
         <w:pStyle w:val="Heading2"/>
       </w:pPr>
       <w:bookmarkStart w:id="19" w:name="technical-feasibility"/>
-      <w:bookmarkStart w:id="20" w:name="_Toc239714358"/>
+      <w:bookmarkStart w:id="20" w:name="_Toc239715780"/>
       <w:r>
         <w:t>2.1 Technical Feasibility</w:t>
       </w:r>
@@ -4002,7 +4010,7 @@
         <w:pStyle w:val="Heading2"/>
       </w:pPr>
       <w:bookmarkStart w:id="23" w:name="economic-feasibility"/>
-      <w:bookmarkStart w:id="24" w:name="_Toc239714359"/>
+      <w:bookmarkStart w:id="24" w:name="_Toc239715781"/>
       <w:bookmarkEnd w:id="19"/>
       <w:bookmarkEnd w:id="22"/>
       <w:r>
@@ -4206,7 +4214,7 @@
         <w:pStyle w:val="BodyText"/>
       </w:pPr>
       <w:r>
-        <w:t>The real cost is labour: four students over one semester.</w:t>
+        <w:t>The real cost is labour: five students over one semester.</w:t>
       </w:r>
     </w:p>
     <w:p>
@@ -4436,7 +4444,7 @@
         <w:pStyle w:val="Heading2"/>
       </w:pPr>
       <w:bookmarkStart w:id="29" w:name="operational-feasibility"/>
-      <w:bookmarkStart w:id="30" w:name="_Toc239714360"/>
+      <w:bookmarkStart w:id="30" w:name="_Toc239715782"/>
       <w:bookmarkEnd w:id="23"/>
       <w:bookmarkEnd w:id="28"/>
       <w:r>
@@ -4687,7 +4695,7 @@
         <w:pStyle w:val="Heading2"/>
       </w:pPr>
       <w:bookmarkStart w:id="34" w:name="schedule-feasibility"/>
-      <w:bookmarkStart w:id="35" w:name="_Toc239714361"/>
+      <w:bookmarkStart w:id="35" w:name="_Toc239715783"/>
       <w:bookmarkEnd w:id="29"/>
       <w:bookmarkEnd w:id="33"/>
       <w:r>
@@ -4937,7 +4945,7 @@
         <w:pStyle w:val="Heading2"/>
       </w:pPr>
       <w:bookmarkStart w:id="36" w:name="related-systems"/>
-      <w:bookmarkStart w:id="37" w:name="_Toc239714362"/>
+      <w:bookmarkStart w:id="37" w:name="_Toc239715784"/>
       <w:bookmarkEnd w:id="34"/>
       <w:r>
         <w:t>2.5 Related Systems</w:t>
@@ -5359,7 +5367,7 @@
         <w:pStyle w:val="Heading2"/>
       </w:pPr>
       <w:bookmarkStart w:id="38" w:name="relevant-theories-and-technologies"/>
-      <w:bookmarkStart w:id="39" w:name="_Toc239714363"/>
+      <w:bookmarkStart w:id="39" w:name="_Toc239715785"/>
       <w:bookmarkEnd w:id="36"/>
       <w:r>
         <w:t>2.6 Relevant Theories and Technologies</w:t>
@@ -5478,7 +5486,7 @@
         <w:pStyle w:val="Heading1"/>
       </w:pPr>
       <w:bookmarkStart w:id="40" w:name="chapter-3-requirements-analysis"/>
-      <w:bookmarkStart w:id="41" w:name="_Toc239714364"/>
+      <w:bookmarkStart w:id="41" w:name="_Toc239715786"/>
       <w:bookmarkEnd w:id="17"/>
       <w:bookmarkEnd w:id="38"/>
       <w:r>
@@ -5491,7 +5499,7 @@
         <w:pStyle w:val="Heading2"/>
       </w:pPr>
       <w:bookmarkStart w:id="42" w:name="stakeholder-analysis"/>
-      <w:bookmarkStart w:id="43" w:name="_Toc239714365"/>
+      <w:bookmarkStart w:id="43" w:name="_Toc239715787"/>
       <w:r>
         <w:t>3.1 Stakeholder Analysis</w:t>
       </w:r>
@@ -6386,13 +6394,54 @@
           </w:p>
         </w:tc>
       </w:tr>
+      <w:tr>
+        <w:tc>
+          <w:tcPr>
+            <w:tcW w:w="0" w:type="auto"/>
+          </w:tcPr>
+          <w:p>
+            <w:pPr>
+              <w:pStyle w:val="Compact"/>
+            </w:pPr>
+            <w:r>
+              <w:t>Pyae Phyo Maung</w:t>
+            </w:r>
+          </w:p>
+        </w:tc>
+        <w:tc>
+          <w:tcPr>
+            <w:tcW w:w="0" w:type="auto"/>
+          </w:tcPr>
+          <w:p>
+            <w:pPr>
+              <w:pStyle w:val="Compact"/>
+            </w:pPr>
+            <w:r>
+              <w:t>6708170</w:t>
+            </w:r>
+          </w:p>
+        </w:tc>
+        <w:tc>
+          <w:tcPr>
+            <w:tcW w:w="0" w:type="auto"/>
+          </w:tcPr>
+          <w:p>
+            <w:pPr>
+              <w:pStyle w:val="Compact"/>
+            </w:pPr>
+            <w:r>
+              <w:t>To be confirmed</w:t>
+            </w:r>
+          </w:p>
+        </w:tc>
+      </w:tr>
     </w:tbl>
     <w:p>
       <w:pPr>
         <w:pStyle w:val="Heading2"/>
       </w:pPr>
       <w:bookmarkStart w:id="47" w:name="functional-requirements"/>
-      <w:bookmarkStart w:id="48" w:name="_Toc239714366"/>
+      <w:bookmarkStart w:id="48" w:name="_Toc239715788"/>
       <w:bookmarkEnd w:id="42"/>
       <w:bookmarkEnd w:id="46"/>
       <w:r>
@@ -8406,7 +8455,7 @@
         <w:pStyle w:val="Heading2"/>
       </w:pPr>
       <w:bookmarkStart w:id="53" w:name="non-functional-requirements"/>
-      <w:bookmarkStart w:id="54" w:name="_Toc239714367"/>
+      <w:bookmarkStart w:id="54" w:name="_Toc239715789"/>
       <w:bookmarkEnd w:id="47"/>
       <w:bookmarkEnd w:id="52"/>
       <w:r>
@@ -9948,7 +9997,7 @@
         <w:pStyle w:val="Heading2"/>
       </w:pPr>
       <w:bookmarkStart w:id="61" w:name="use-case-diagram"/>
-      <w:bookmarkStart w:id="62" w:name="_Toc239714368"/>
+      <w:bookmarkStart w:id="62" w:name="_Toc239715790"/>
       <w:bookmarkEnd w:id="53"/>
       <w:bookmarkEnd w:id="60"/>
       <w:r>
@@ -10253,7 +10302,7 @@
         <w:pStyle w:val="Heading2"/>
       </w:pPr>
       <w:bookmarkStart w:id="63" w:name="use-case-descriptions"/>
-      <w:bookmarkStart w:id="64" w:name="_Toc239714369"/>
+      <w:bookmarkStart w:id="64" w:name="_Toc239715791"/>
       <w:bookmarkEnd w:id="61"/>
       <w:r>
         <w:t>3.5 Use Case Descriptions</w:t>
@@ -10366,7 +10415,10 @@
         <w:t>A1</w:t>
       </w:r>
       <w:r>
-        <w:t xml:space="preserve"> Data is stale: the response is flagged, markers past two minutes fade. </w:t>
+        <w:t xml:space="preserve"> </w:t>
+      </w:r>
+      <w:r>
+        <w:t xml:space="preserve">Data is stale: the response is flagged, markers past two minutes fade. </w:t>
       </w:r>
       <w:r>
         <w:rPr>
@@ -10376,10 +10428,7 @@
         <w:t>A2</w:t>
       </w:r>
       <w:r>
-        <w:t xml:space="preserve"> </w:t>
-      </w:r>
-      <w:r>
-        <w:t xml:space="preserve">Backend unreachable: the last state remains; the map is not cleared. </w:t>
+        <w:t xml:space="preserve"> Backend unreachable: the last state remains; the map is not cleared. </w:t>
       </w:r>
       <w:r>
         <w:rPr>
@@ -10932,10 +10981,7 @@
         </w:numPr>
       </w:pPr>
       <w:r>
-        <w:t xml:space="preserve">The provider fetches and converts to the shared shape, discarding objects </w:t>
-      </w:r>
-      <w:r>
-        <w:t>without a usable position and converting every “not available” encoding to an explicit absence.</w:t>
+        <w:t>The provider fetches and converts to the shared shape, discarding objects without a usable position and converting every “not available” encoding to an explicit absence.</w:t>
       </w:r>
     </w:p>
     <w:p>
@@ -11089,7 +11135,10 @@
         </w:numPr>
       </w:pPr>
       <w:r>
-        <w:t>Positions older than fifteen minutes are removed; identities are kept for six hours, because a vessel’s name does not expire when its position does.</w:t>
+        <w:t xml:space="preserve">Positions older than fifteen minutes are removed; identities are kept for six </w:t>
+      </w:r>
+      <w:r>
+        <w:t>hours, because a vessel’s name does not expire when its position does.</w:t>
       </w:r>
     </w:p>
     <w:p>
@@ -11104,10 +11153,7 @@
         <w:t>A1</w:t>
       </w:r>
       <w:r>
-        <w:t xml:space="preserve"> Connection dropped: reconnection with backoff, losing nothing, because </w:t>
-      </w:r>
-      <w:r>
-        <w:t>the accumulated world is held locally.</w:t>
+        <w:t xml:space="preserve"> Connection dropped: reconnection with backoff, losing nothing, because the accumulated world is held locally.</w:t>
       </w:r>
     </w:p>
     <w:p>
@@ -11172,7 +11218,7 @@
         <w:pStyle w:val="Heading2"/>
       </w:pPr>
       <w:bookmarkStart w:id="75" w:name="software-requirements-specification"/>
-      <w:bookmarkStart w:id="76" w:name="_Toc239714370"/>
+      <w:bookmarkStart w:id="76" w:name="_Toc239715792"/>
       <w:bookmarkEnd w:id="63"/>
       <w:bookmarkEnd w:id="74"/>
       <w:r>
@@ -11194,10 +11240,7 @@
         <w:pStyle w:val="FirstParagraph"/>
       </w:pPr>
       <w:r>
-        <w:t xml:space="preserve">This specification covers Orbital, a web application presenting live aircraft, ship and satellite positions on an interactive Earth. It defines the external </w:t>
-      </w:r>
-      <w:r>
-        <w:t>interfaces, the shared data contract and the operating constraints.</w:t>
+        <w:t>This specification covers Orbital, a web application presenting live aircraft, ship and satellite positions on an interactive Earth. It defines the external interfaces, the shared data contract and the operating constraints.</w:t>
       </w:r>
     </w:p>
     <w:p>
@@ -11244,7 +11287,10 @@
         <w:pStyle w:val="FirstParagraph"/>
       </w:pPr>
       <w:r>
-        <w:t>Data flows in one direction, and each layer knows only the layer beneath it. Three properties follow:</w:t>
+        <w:t>Data flows in one direction, and each layer knows only the layer beneath it.</w:t>
+      </w:r>
+      <w:r>
+        <w:t xml:space="preserve"> Three properties follow:</w:t>
       </w:r>
     </w:p>
     <w:p>
@@ -13065,10 +13111,7 @@
         <w:pStyle w:val="BodyText"/>
       </w:pPr>
       <w:r>
-        <w:t xml:space="preserve">Eighteen defects are recorded as having been invisible to the tests at the time </w:t>
-      </w:r>
-      <w:r>
-        <w:t>they existed, each found by running the application and looking at it. In every case the code was correct and the wiring was absent or mismatched. Unit tests verify code; only running the system verifies wiring.</w:t>
+        <w:t>Eighteen defects are recorded as having been invisible to the tests at the time they existed, each found by running the application and looking at it. In every case the code was correct and the wiring was absent or mismatched. Unit tests verify code; only running the system verifies wiring.</w:t>
       </w:r>
       <w:bookmarkEnd w:id="40"/>
       <w:bookmarkEnd w:id="75"/>
@@ -13132,7 +13175,7 @@
   <w:abstractNum w:abstractNumId="0" w15:restartNumberingAfterBreak="0">
     <w:nsid w:val="EA454B4C"/>
     <w:multiLevelType w:val="multilevel"/>
-    <w:tmpl w:val="AAF2A284"/>
+    <w:tmpl w:val="F7C86B62"/>
     <w:lvl w:ilvl="0">
       <w:start w:val="1"/>
       <w:numFmt w:val="decimal"/>
@@ -13218,7 +13261,7 @@
   <w:abstractNum w:abstractNumId="1" w15:restartNumberingAfterBreak="0">
     <w:nsid w:val="2C1AE401"/>
     <w:multiLevelType w:val="multilevel"/>
-    <w:tmpl w:val="429A610C"/>
+    <w:tmpl w:val="D30E6CBA"/>
     <w:lvl w:ilvl="0">
       <w:numFmt w:val="bullet"/>
       <w:lvlText w:val=" "/>
@@ -13292,10 +13335,10 @@
       </w:pPr>
     </w:lvl>
   </w:abstractNum>
-  <w:num w:numId="1" w16cid:durableId="2041855502">
+  <w:num w:numId="1" w16cid:durableId="519898479">
     <w:abstractNumId w:val="1"/>
   </w:num>
-  <w:num w:numId="2" w16cid:durableId="1519806041">
+  <w:num w:numId="2" w16cid:durableId="1117914409">
     <w:abstractNumId w:val="0"/>
     <w:lvlOverride w:ilvl="0">
       <w:startOverride w:val="1"/>
@@ -13325,7 +13368,7 @@
       <w:startOverride w:val="1"/>
     </w:lvlOverride>
   </w:num>
-  <w:num w:numId="3" w16cid:durableId="313529690">
+  <w:num w:numId="3" w16cid:durableId="1664698085">
     <w:abstractNumId w:val="0"/>
     <w:lvlOverride w:ilvl="0">
       <w:startOverride w:val="1"/>
@@ -13355,7 +13398,7 @@
       <w:startOverride w:val="1"/>
     </w:lvlOverride>
   </w:num>
-  <w:num w:numId="4" w16cid:durableId="890191774">
+  <w:num w:numId="4" w16cid:durableId="498548101">
     <w:abstractNumId w:val="0"/>
     <w:lvlOverride w:ilvl="0">
       <w:startOverride w:val="1"/>
@@ -13385,7 +13428,7 @@
       <w:startOverride w:val="1"/>
     </w:lvlOverride>
   </w:num>
-  <w:num w:numId="5" w16cid:durableId="189884101">
+  <w:num w:numId="5" w16cid:durableId="1985239311">
     <w:abstractNumId w:val="0"/>
     <w:lvlOverride w:ilvl="0">
       <w:startOverride w:val="1"/>
@@ -13415,7 +13458,7 @@
       <w:startOverride w:val="1"/>
     </w:lvlOverride>
   </w:num>
-  <w:num w:numId="6" w16cid:durableId="2001419802">
+  <w:num w:numId="6" w16cid:durableId="1320424631">
     <w:abstractNumId w:val="0"/>
     <w:lvlOverride w:ilvl="0">
       <w:startOverride w:val="1"/>
@@ -13445,7 +13488,7 @@
       <w:startOverride w:val="1"/>
     </w:lvlOverride>
   </w:num>
-  <w:num w:numId="7" w16cid:durableId="1925142991">
+  <w:num w:numId="7" w16cid:durableId="749694856">
     <w:abstractNumId w:val="0"/>
     <w:lvlOverride w:ilvl="0">
       <w:startOverride w:val="1"/>
@@ -13475,7 +13518,7 @@
       <w:startOverride w:val="1"/>
     </w:lvlOverride>
   </w:num>
-  <w:num w:numId="8" w16cid:durableId="95178419">
+  <w:num w:numId="8" w16cid:durableId="318271003">
     <w:abstractNumId w:val="0"/>
     <w:lvlOverride w:ilvl="0">
       <w:startOverride w:val="1"/>
@@ -13505,7 +13548,7 @@
       <w:startOverride w:val="1"/>
     </w:lvlOverride>
   </w:num>
-  <w:num w:numId="9" w16cid:durableId="143938605">
+  <w:num w:numId="9" w16cid:durableId="1692218155">
     <w:abstractNumId w:val="0"/>
     <w:lvlOverride w:ilvl="0">
       <w:startOverride w:val="1"/>
@@ -13535,7 +13578,7 @@
       <w:startOverride w:val="1"/>
     </w:lvlOverride>
   </w:num>
-  <w:num w:numId="10" w16cid:durableId="1039743863">
+  <w:num w:numId="10" w16cid:durableId="1190872216">
     <w:abstractNumId w:val="0"/>
     <w:lvlOverride w:ilvl="0">
       <w:startOverride w:val="1"/>
@@ -13565,7 +13608,7 @@
       <w:startOverride w:val="1"/>
     </w:lvlOverride>
   </w:num>
-  <w:num w:numId="11" w16cid:durableId="766120026">
+  <w:num w:numId="11" w16cid:durableId="545488066">
     <w:abstractNumId w:val="0"/>
     <w:lvlOverride w:ilvl="0">
       <w:startOverride w:val="1"/>
@@ -13595,7 +13638,7 @@
       <w:startOverride w:val="1"/>
     </w:lvlOverride>
   </w:num>
-  <w:num w:numId="12" w16cid:durableId="632103893">
+  <w:num w:numId="12" w16cid:durableId="2086150338">
     <w:abstractNumId w:val="0"/>
     <w:lvlOverride w:ilvl="0">
       <w:startOverride w:val="1"/>
@@ -14641,7 +14684,7 @@
     <w:next w:val="Normal"/>
     <w:autoRedefine/>
     <w:uiPriority w:val="39"/>
-    <w:rsid w:val="001729AC"/>
+    <w:rsid w:val="0098469C"/>
     <w:pPr>
       <w:spacing w:after="100"/>
     </w:pPr>
@@ -14652,7 +14695,7 @@
     <w:next w:val="Normal"/>
     <w:autoRedefine/>
     <w:uiPriority w:val="39"/>
-    <w:rsid w:val="001729AC"/>
+    <w:rsid w:val="0098469C"/>
     <w:pPr>
       <w:spacing w:after="100"/>
       <w:ind w:left="240"/>

--- a/docs/report/documents/Orbital-Report-Chapters-1-3.docx
+++ b/docs/report/documents/Orbital-Report-Chapters-1-3.docx
@@ -74,7 +74,7 @@
           <w:sz w:val="24"/>
           <w:szCs w:val="24"/>
         </w:rPr>
-        <w:id w:val="610403446"/>
+        <w:id w:val="1537622696"/>
         <w:docPartObj>
           <w:docPartGallery w:val="Table of Contents"/>
           <w:docPartUnique/>
@@ -113,7 +113,7 @@
           <w:r>
             <w:fldChar w:fldCharType="separate"/>
           </w:r>
-          <w:hyperlink w:anchor="_Toc239715772" w:history="1">
+          <w:hyperlink w:anchor="_Toc239793441" w:history="1">
             <w:r>
               <w:rPr>
                 <w:rStyle w:val="Hyperlink"/>
@@ -140,7 +140,7 @@
                 <w:noProof/>
                 <w:webHidden/>
               </w:rPr>
-              <w:instrText xml:space="preserve"> PAGEREF _Toc239715772 \h </w:instrText>
+              <w:instrText xml:space="preserve"> PAGEREF _Toc239793441 \h </w:instrText>
             </w:r>
             <w:r>
               <w:rPr>
@@ -185,7 +185,7 @@
               <w14:ligatures w14:val="standardContextual"/>
             </w:rPr>
           </w:pPr>
-          <w:hyperlink w:anchor="_Toc239715773" w:history="1">
+          <w:hyperlink w:anchor="_Toc239793442" w:history="1">
             <w:r>
               <w:rPr>
                 <w:rStyle w:val="Hyperlink"/>
@@ -212,7 +212,7 @@
                 <w:noProof/>
                 <w:webHidden/>
               </w:rPr>
-              <w:instrText xml:space="preserve"> PAGEREF _Toc239715773 \h </w:instrText>
+              <w:instrText xml:space="preserve"> PAGEREF _Toc239793442 \h </w:instrText>
             </w:r>
             <w:r>
               <w:rPr>
@@ -257,7 +257,7 @@
               <w14:ligatures w14:val="standardContextual"/>
             </w:rPr>
           </w:pPr>
-          <w:hyperlink w:anchor="_Toc239715774" w:history="1">
+          <w:hyperlink w:anchor="_Toc239793443" w:history="1">
             <w:r>
               <w:rPr>
                 <w:rStyle w:val="Hyperlink"/>
@@ -284,7 +284,7 @@
                 <w:noProof/>
                 <w:webHidden/>
               </w:rPr>
-              <w:instrText xml:space="preserve"> PAGEREF _Toc239715774 \h </w:instrText>
+              <w:instrText xml:space="preserve"> PAGEREF _Toc239793443 \h </w:instrText>
             </w:r>
             <w:r>
               <w:rPr>
@@ -329,7 +329,7 @@
               <w14:ligatures w14:val="standardContextual"/>
             </w:rPr>
           </w:pPr>
-          <w:hyperlink w:anchor="_Toc239715775" w:history="1">
+          <w:hyperlink w:anchor="_Toc239793444" w:history="1">
             <w:r>
               <w:rPr>
                 <w:rStyle w:val="Hyperlink"/>
@@ -356,7 +356,7 @@
                 <w:noProof/>
                 <w:webHidden/>
               </w:rPr>
-              <w:instrText xml:space="preserve"> PAGEREF _Toc239715775 \h </w:instrText>
+              <w:instrText xml:space="preserve"> PAGEREF _Toc239793444 \h </w:instrText>
             </w:r>
             <w:r>
               <w:rPr>
@@ -401,7 +401,7 @@
               <w14:ligatures w14:val="standardContextual"/>
             </w:rPr>
           </w:pPr>
-          <w:hyperlink w:anchor="_Toc239715776" w:history="1">
+          <w:hyperlink w:anchor="_Toc239793445" w:history="1">
             <w:r>
               <w:rPr>
                 <w:rStyle w:val="Hyperlink"/>
@@ -428,7 +428,7 @@
                 <w:noProof/>
                 <w:webHidden/>
               </w:rPr>
-              <w:instrText xml:space="preserve"> PAGEREF _Toc239715776 \h </w:instrText>
+              <w:instrText xml:space="preserve"> PAGEREF _Toc239793445 \h </w:instrText>
             </w:r>
             <w:r>
               <w:rPr>
@@ -473,7 +473,7 @@
               <w14:ligatures w14:val="standardContextual"/>
             </w:rPr>
           </w:pPr>
-          <w:hyperlink w:anchor="_Toc239715777" w:history="1">
+          <w:hyperlink w:anchor="_Toc239793446" w:history="1">
             <w:r>
               <w:rPr>
                 <w:rStyle w:val="Hyperlink"/>
@@ -500,7 +500,7 @@
                 <w:noProof/>
                 <w:webHidden/>
               </w:rPr>
-              <w:instrText xml:space="preserve"> PAGEREF _Toc239715777 \h </w:instrText>
+              <w:instrText xml:space="preserve"> PAGEREF _Toc239793446 \h </w:instrText>
             </w:r>
             <w:r>
               <w:rPr>
@@ -545,7 +545,7 @@
               <w14:ligatures w14:val="standardContextual"/>
             </w:rPr>
           </w:pPr>
-          <w:hyperlink w:anchor="_Toc239715778" w:history="1">
+          <w:hyperlink w:anchor="_Toc239793447" w:history="1">
             <w:r>
               <w:rPr>
                 <w:rStyle w:val="Hyperlink"/>
@@ -572,7 +572,7 @@
                 <w:noProof/>
                 <w:webHidden/>
               </w:rPr>
-              <w:instrText xml:space="preserve"> PAGEREF _Toc239715778 \h </w:instrText>
+              <w:instrText xml:space="preserve"> PAGEREF _Toc239793447 \h </w:instrText>
             </w:r>
             <w:r>
               <w:rPr>
@@ -617,7 +617,7 @@
               <w14:ligatures w14:val="standardContextual"/>
             </w:rPr>
           </w:pPr>
-          <w:hyperlink w:anchor="_Toc239715779" w:history="1">
+          <w:hyperlink w:anchor="_Toc239793448" w:history="1">
             <w:r>
               <w:rPr>
                 <w:rStyle w:val="Hyperlink"/>
@@ -644,7 +644,7 @@
                 <w:noProof/>
                 <w:webHidden/>
               </w:rPr>
-              <w:instrText xml:space="preserve"> PAGEREF _Toc239715779 \h </w:instrText>
+              <w:instrText xml:space="preserve"> PAGEREF _Toc239793448 \h </w:instrText>
             </w:r>
             <w:r>
               <w:rPr>
@@ -689,7 +689,7 @@
               <w14:ligatures w14:val="standardContextual"/>
             </w:rPr>
           </w:pPr>
-          <w:hyperlink w:anchor="_Toc239715780" w:history="1">
+          <w:hyperlink w:anchor="_Toc239793449" w:history="1">
             <w:r>
               <w:rPr>
                 <w:rStyle w:val="Hyperlink"/>
@@ -716,7 +716,7 @@
                 <w:noProof/>
                 <w:webHidden/>
               </w:rPr>
-              <w:instrText xml:space="preserve"> PAGEREF _Toc239715780 \h </w:instrText>
+              <w:instrText xml:space="preserve"> PAGEREF _Toc239793449 \h </w:instrText>
             </w:r>
             <w:r>
               <w:rPr>
@@ -761,7 +761,7 @@
               <w14:ligatures w14:val="standardContextual"/>
             </w:rPr>
           </w:pPr>
-          <w:hyperlink w:anchor="_Toc239715781" w:history="1">
+          <w:hyperlink w:anchor="_Toc239793450" w:history="1">
             <w:r>
               <w:rPr>
                 <w:rStyle w:val="Hyperlink"/>
@@ -788,7 +788,7 @@
                 <w:noProof/>
                 <w:webHidden/>
               </w:rPr>
-              <w:instrText xml:space="preserve"> PAGEREF _Toc239715781 \h </w:instrText>
+              <w:instrText xml:space="preserve"> PAGEREF _Toc239793450 \h </w:instrText>
             </w:r>
             <w:r>
               <w:rPr>
@@ -833,7 +833,7 @@
               <w14:ligatures w14:val="standardContextual"/>
             </w:rPr>
           </w:pPr>
-          <w:hyperlink w:anchor="_Toc239715782" w:history="1">
+          <w:hyperlink w:anchor="_Toc239793451" w:history="1">
             <w:r>
               <w:rPr>
                 <w:rStyle w:val="Hyperlink"/>
@@ -860,7 +860,7 @@
                 <w:noProof/>
                 <w:webHidden/>
               </w:rPr>
-              <w:instrText xml:space="preserve"> PAGEREF _Toc239715782 \h </w:instrText>
+              <w:instrText xml:space="preserve"> PAGEREF _Toc239793451 \h </w:instrText>
             </w:r>
             <w:r>
               <w:rPr>
@@ -905,7 +905,7 @@
               <w14:ligatures w14:val="standardContextual"/>
             </w:rPr>
           </w:pPr>
-          <w:hyperlink w:anchor="_Toc239715783" w:history="1">
+          <w:hyperlink w:anchor="_Toc239793452" w:history="1">
             <w:r>
               <w:rPr>
                 <w:rStyle w:val="Hyperlink"/>
@@ -932,7 +932,7 @@
                 <w:noProof/>
                 <w:webHidden/>
               </w:rPr>
-              <w:instrText xml:space="preserve"> PAGEREF _Toc239715783 \h </w:instrText>
+              <w:instrText xml:space="preserve"> PAGEREF _Toc239793452 \h </w:instrText>
             </w:r>
             <w:r>
               <w:rPr>
@@ -977,7 +977,7 @@
               <w14:ligatures w14:val="standardContextual"/>
             </w:rPr>
           </w:pPr>
-          <w:hyperlink w:anchor="_Toc239715784" w:history="1">
+          <w:hyperlink w:anchor="_Toc239793453" w:history="1">
             <w:r>
               <w:rPr>
                 <w:rStyle w:val="Hyperlink"/>
@@ -1004,7 +1004,7 @@
                 <w:noProof/>
                 <w:webHidden/>
               </w:rPr>
-              <w:instrText xml:space="preserve"> PAGEREF _Toc239715784 \h </w:instrText>
+              <w:instrText xml:space="preserve"> PAGEREF _Toc239793453 \h </w:instrText>
             </w:r>
             <w:r>
               <w:rPr>
@@ -1049,7 +1049,7 @@
               <w14:ligatures w14:val="standardContextual"/>
             </w:rPr>
           </w:pPr>
-          <w:hyperlink w:anchor="_Toc239715785" w:history="1">
+          <w:hyperlink w:anchor="_Toc239793454" w:history="1">
             <w:r>
               <w:rPr>
                 <w:rStyle w:val="Hyperlink"/>
@@ -1076,7 +1076,7 @@
                 <w:noProof/>
                 <w:webHidden/>
               </w:rPr>
-              <w:instrText xml:space="preserve"> PAGEREF _Toc239715785 \h </w:instrText>
+              <w:instrText xml:space="preserve"> PAGEREF _Toc239793454 \h </w:instrText>
             </w:r>
             <w:r>
               <w:rPr>
@@ -1121,7 +1121,7 @@
               <w14:ligatures w14:val="standardContextual"/>
             </w:rPr>
           </w:pPr>
-          <w:hyperlink w:anchor="_Toc239715786" w:history="1">
+          <w:hyperlink w:anchor="_Toc239793455" w:history="1">
             <w:r>
               <w:rPr>
                 <w:rStyle w:val="Hyperlink"/>
@@ -1148,7 +1148,7 @@
                 <w:noProof/>
                 <w:webHidden/>
               </w:rPr>
-              <w:instrText xml:space="preserve"> PAGEREF _Toc239715786 \h </w:instrText>
+              <w:instrText xml:space="preserve"> PAGEREF _Toc239793455 \h </w:instrText>
             </w:r>
             <w:r>
               <w:rPr>
@@ -1193,7 +1193,7 @@
               <w14:ligatures w14:val="standardContextual"/>
             </w:rPr>
           </w:pPr>
-          <w:hyperlink w:anchor="_Toc239715787" w:history="1">
+          <w:hyperlink w:anchor="_Toc239793456" w:history="1">
             <w:r>
               <w:rPr>
                 <w:rStyle w:val="Hyperlink"/>
@@ -1220,7 +1220,7 @@
                 <w:noProof/>
                 <w:webHidden/>
               </w:rPr>
-              <w:instrText xml:space="preserve"> PAGEREF _Toc239715787 \h </w:instrText>
+              <w:instrText xml:space="preserve"> PAGEREF _Toc239793456 \h </w:instrText>
             </w:r>
             <w:r>
               <w:rPr>
@@ -1265,7 +1265,7 @@
               <w14:ligatures w14:val="standardContextual"/>
             </w:rPr>
           </w:pPr>
-          <w:hyperlink w:anchor="_Toc239715788" w:history="1">
+          <w:hyperlink w:anchor="_Toc239793457" w:history="1">
             <w:r>
               <w:rPr>
                 <w:rStyle w:val="Hyperlink"/>
@@ -1292,7 +1292,7 @@
                 <w:noProof/>
                 <w:webHidden/>
               </w:rPr>
-              <w:instrText xml:space="preserve"> PAGEREF _Toc239715788 \h </w:instrText>
+              <w:instrText xml:space="preserve"> PAGEREF _Toc239793457 \h </w:instrText>
             </w:r>
             <w:r>
               <w:rPr>
@@ -1337,7 +1337,7 @@
               <w14:ligatures w14:val="standardContextual"/>
             </w:rPr>
           </w:pPr>
-          <w:hyperlink w:anchor="_Toc239715789" w:history="1">
+          <w:hyperlink w:anchor="_Toc239793458" w:history="1">
             <w:r>
               <w:rPr>
                 <w:rStyle w:val="Hyperlink"/>
@@ -1364,7 +1364,7 @@
                 <w:noProof/>
                 <w:webHidden/>
               </w:rPr>
-              <w:instrText xml:space="preserve"> PAGEREF _Toc239715789 \h </w:instrText>
+              <w:instrText xml:space="preserve"> PAGEREF _Toc239793458 \h </w:instrText>
             </w:r>
             <w:r>
               <w:rPr>
@@ -1409,7 +1409,7 @@
               <w14:ligatures w14:val="standardContextual"/>
             </w:rPr>
           </w:pPr>
-          <w:hyperlink w:anchor="_Toc239715790" w:history="1">
+          <w:hyperlink w:anchor="_Toc239793459" w:history="1">
             <w:r>
               <w:rPr>
                 <w:rStyle w:val="Hyperlink"/>
@@ -1436,7 +1436,7 @@
                 <w:noProof/>
                 <w:webHidden/>
               </w:rPr>
-              <w:instrText xml:space="preserve"> PAGEREF _Toc239715790 \h </w:instrText>
+              <w:instrText xml:space="preserve"> PAGEREF _Toc239793459 \h </w:instrText>
             </w:r>
             <w:r>
               <w:rPr>
@@ -1481,7 +1481,7 @@
               <w14:ligatures w14:val="standardContextual"/>
             </w:rPr>
           </w:pPr>
-          <w:hyperlink w:anchor="_Toc239715791" w:history="1">
+          <w:hyperlink w:anchor="_Toc239793460" w:history="1">
             <w:r>
               <w:rPr>
                 <w:rStyle w:val="Hyperlink"/>
@@ -1508,7 +1508,7 @@
                 <w:noProof/>
                 <w:webHidden/>
               </w:rPr>
-              <w:instrText xml:space="preserve"> PAGEREF _Toc239715791 \h </w:instrText>
+              <w:instrText xml:space="preserve"> PAGEREF _Toc239793460 \h </w:instrText>
             </w:r>
             <w:r>
               <w:rPr>
@@ -1553,7 +1553,7 @@
               <w14:ligatures w14:val="standardContextual"/>
             </w:rPr>
           </w:pPr>
-          <w:hyperlink w:anchor="_Toc239715792" w:history="1">
+          <w:hyperlink w:anchor="_Toc239793461" w:history="1">
             <w:r>
               <w:rPr>
                 <w:rStyle w:val="Hyperlink"/>
@@ -1580,7 +1580,7 @@
                 <w:noProof/>
                 <w:webHidden/>
               </w:rPr>
-              <w:instrText xml:space="preserve"> PAGEREF _Toc239715792 \h </w:instrText>
+              <w:instrText xml:space="preserve"> PAGEREF _Toc239793461 \h </w:instrText>
             </w:r>
             <w:r>
               <w:rPr>
@@ -1623,7 +1623,7 @@
         <w:pStyle w:val="Heading1"/>
       </w:pPr>
       <w:bookmarkStart w:id="0" w:name="chapter-1-introduction"/>
-      <w:bookmarkStart w:id="1" w:name="_Toc239715772"/>
+      <w:bookmarkStart w:id="1" w:name="_Toc239793441"/>
       <w:r>
         <w:t>Chapter 1: Introduction</w:t>
       </w:r>
@@ -1634,7 +1634,7 @@
         <w:pStyle w:val="Heading2"/>
       </w:pPr>
       <w:bookmarkStart w:id="2" w:name="background-and-problem-statement"/>
-      <w:bookmarkStart w:id="3" w:name="_Toc239715773"/>
+      <w:bookmarkStart w:id="3" w:name="_Toc239793442"/>
       <w:r>
         <w:t>1.1 Background and Problem Statement</w:t>
       </w:r>
@@ -1742,7 +1742,7 @@
         <w:pStyle w:val="Heading2"/>
       </w:pPr>
       <w:bookmarkStart w:id="4" w:name="project-objectives"/>
-      <w:bookmarkStart w:id="5" w:name="_Toc239715774"/>
+      <w:bookmarkStart w:id="5" w:name="_Toc239793443"/>
       <w:bookmarkEnd w:id="2"/>
       <w:r>
         <w:t>1.2 Project Objectives</w:t>
@@ -1993,7 +1993,7 @@
         <w:pStyle w:val="Heading2"/>
       </w:pPr>
       <w:bookmarkStart w:id="6" w:name="project-scope"/>
-      <w:bookmarkStart w:id="7" w:name="_Toc239715775"/>
+      <w:bookmarkStart w:id="7" w:name="_Toc239793444"/>
       <w:bookmarkEnd w:id="4"/>
       <w:r>
         <w:t>1.3 Project Scope</w:t>
@@ -2101,7 +2101,7 @@
               <w:pStyle w:val="Compact"/>
             </w:pPr>
             <w:r>
-              <w:t>~1,400 satellites computed from orbital elements; orbit class</w:t>
+              <w:t>~1,400 satellites computed from orbital elements; orbit class; the orbit each one is on</w:t>
             </w:r>
           </w:p>
         </w:tc>
@@ -2129,7 +2129,7 @@
               <w:pStyle w:val="Compact"/>
             </w:pPr>
             <w:r>
-              <w:t>~23,000 vessels from two sources, merged; type, dimensions, destination, status</w:t>
+              <w:t>~26,000 vessels from two sources, merged; type, dimensions, destination, status</w:t>
             </w:r>
           </w:p>
         </w:tc>
@@ -2416,7 +2416,7 @@
         <w:pStyle w:val="Heading2"/>
       </w:pPr>
       <w:bookmarkStart w:id="10" w:name="expected-benefits"/>
-      <w:bookmarkStart w:id="11" w:name="_Toc239715776"/>
+      <w:bookmarkStart w:id="11" w:name="_Toc239793445"/>
       <w:bookmarkEnd w:id="6"/>
       <w:bookmarkEnd w:id="9"/>
       <w:r>
@@ -2436,10 +2436,7 @@
         <w:t>For viewers.</w:t>
       </w:r>
       <w:r>
-        <w:t xml:space="preserve"> </w:t>
-      </w:r>
-      <w:r>
-        <w:t>One free view of aircraft, ships and satellites, with no account required and no claim of completeness the data cannot support. Markers older than two minutes fade. The ship layer is labelled “ships in coastal waters” because both AIS feeds are received from the shore.</w:t>
+        <w:t xml:space="preserve"> One free view of aircraft, ships and satellites, with no account required and no claim of completeness the data cannot support. Markers older than two minutes fade. The ship layer is labelled “ships in coastal waters” because both AIS feeds are received from the shore.</w:t>
       </w:r>
     </w:p>
     <w:p>
@@ -2454,7 +2451,10 @@
         <w:t>For data providers.</w:t>
       </w:r>
       <w:r>
-        <w:t xml:space="preserve"> One backend makes a fixed number of requests regardless of how many people are watching, polling each source at the rate that source asks for.</w:t>
+        <w:t xml:space="preserve"> One backend makes a fixed number of requests regardless of how many people are watching, polling each source at the rate that source </w:t>
+      </w:r>
+      <w:r>
+        <w:t>asks for.</w:t>
       </w:r>
     </w:p>
     <w:p>
@@ -2469,10 +2469,7 @@
         <w:t>For the team.</w:t>
       </w:r>
       <w:r>
-        <w:t xml:space="preserve"> A worked example of a system with three interchangeable data </w:t>
-      </w:r>
-      <w:r>
-        <w:t>layers, where the interchangeability was tested twice by adding a layer. Each new layer cost one provider module and one registry entry.</w:t>
+        <w:t xml:space="preserve"> A worked example of a system with three interchangeable data layers, where the interchangeability was tested twice by adding a layer. Each new layer cost one provider module and one registry entry.</w:t>
       </w:r>
     </w:p>
     <w:p>
@@ -2480,7 +2477,7 @@
         <w:pStyle w:val="Heading2"/>
       </w:pPr>
       <w:bookmarkStart w:id="12" w:name="tools-and-technologies-used"/>
-      <w:bookmarkStart w:id="13" w:name="_Toc239715777"/>
+      <w:bookmarkStart w:id="13" w:name="_Toc239793446"/>
       <w:bookmarkEnd w:id="10"/>
       <w:r>
         <w:t>1.5 Tools and Technologies Used</w:t>
@@ -3228,7 +3225,7 @@
         <w:pStyle w:val="Heading2"/>
       </w:pPr>
       <w:bookmarkStart w:id="15" w:name="scale-of-the-system"/>
-      <w:bookmarkStart w:id="16" w:name="_Toc239715778"/>
+      <w:bookmarkStart w:id="16" w:name="_Toc239793447"/>
       <w:bookmarkEnd w:id="12"/>
       <w:bookmarkEnd w:id="14"/>
       <w:r>
@@ -3300,7 +3297,7 @@
               <w:pStyle w:val="Compact"/>
             </w:pPr>
             <w:r>
-              <w:t>~19,100 lines, 85 files</w:t>
+              <w:t>~19,400 lines, 85 files</w:t>
             </w:r>
           </w:p>
         </w:tc>
@@ -3328,7 +3325,7 @@
               <w:pStyle w:val="Compact"/>
             </w:pPr>
             <w:r>
-              <w:t>~28,500 lines, 159 files</w:t>
+              <w:t>~31,900 lines, 167 files</w:t>
             </w:r>
           </w:p>
         </w:tc>
@@ -3356,7 +3353,7 @@
               <w:pStyle w:val="Compact"/>
             </w:pPr>
             <w:r>
-              <w:t>1,842 (823 backend, 1,019 frontend)</w:t>
+              <w:t>1,868 (832 backend, 1,036 frontend)</w:t>
             </w:r>
           </w:p>
         </w:tc>
@@ -3384,7 +3381,7 @@
               <w:pStyle w:val="Compact"/>
             </w:pPr>
             <w:r>
-              <w:t>16</w:t>
+              <w:t>17</w:t>
             </w:r>
           </w:p>
         </w:tc>
@@ -3412,7 +3409,7 @@
               <w:pStyle w:val="Compact"/>
             </w:pPr>
             <w:r>
-              <w:t>166</w:t>
+              <w:t>169</w:t>
             </w:r>
           </w:p>
         </w:tc>
@@ -3440,13 +3437,21 @@
               <w:pStyle w:val="Compact"/>
             </w:pPr>
             <w:r>
-              <w:t>13,829 aircraft, 23,297 ships, 1,431 satellites</w:t>
+              <w:t>14,804 aircraft, 26,262 ships, 1,427 satellites</w:t>
             </w:r>
           </w:p>
         </w:tc>
       </w:tr>
     </w:tbl>
     <w:p>
+      <w:pPr>
+        <w:pStyle w:val="BodyText"/>
+      </w:pPr>
+      <w:r>
+        <w:t>Measured on 8 September 2026 against the commit this report was built from. The three object counts move continuously; the rest move whenever the code does, which is why this table carries a date.</w:t>
+      </w:r>
+    </w:p>
+    <w:p>
       <w:r>
         <w:br w:type="page"/>
       </w:r>
@@ -3456,7 +3461,7 @@
         <w:pStyle w:val="Heading1"/>
       </w:pPr>
       <w:bookmarkStart w:id="17" w:name="Xc05cc228f2b7de398dc6782bbdd9db7651af371"/>
-      <w:bookmarkStart w:id="18" w:name="_Toc239715779"/>
+      <w:bookmarkStart w:id="18" w:name="_Toc239793448"/>
       <w:bookmarkEnd w:id="0"/>
       <w:bookmarkEnd w:id="15"/>
       <w:r>
@@ -3469,7 +3474,7 @@
         <w:pStyle w:val="Heading2"/>
       </w:pPr>
       <w:bookmarkStart w:id="19" w:name="technical-feasibility"/>
-      <w:bookmarkStart w:id="20" w:name="_Toc239715780"/>
+      <w:bookmarkStart w:id="20" w:name="_Toc239793449"/>
       <w:r>
         <w:t>2.1 Technical Feasibility</w:t>
       </w:r>
@@ -3480,7 +3485,10 @@
         <w:pStyle w:val="FirstParagraph"/>
       </w:pPr>
       <w:r>
-        <w:t>Every claim below was tested against the live services before the design depended on it.</w:t>
+        <w:t xml:space="preserve">Every claim below was tested against the live services before the design </w:t>
+      </w:r>
+      <w:r>
+        <w:t>depended on it.</w:t>
       </w:r>
     </w:p>
     <w:tbl>
@@ -3658,10 +3666,7 @@
         <w:t>One global query is not enough.</w:t>
       </w:r>
       <w:r>
-        <w:t xml:space="preserve"> A single 6,000 nautical-mile circle returned 10,013 aircraft and four circles returned 10,009, which appeared to prove one was sufficient. The other three sample points were inside the area the first </w:t>
-      </w:r>
-      <w:r>
-        <w:t>already covered. Over Australia the single circle returned 0 and a direct query returned 27. The global sweep uses four circles.</w:t>
+        <w:t xml:space="preserve"> A single 6,000 nautical-mile circle returned 10,013 aircraft and four circles returned 10,009, which appeared to prove one was sufficient. The other three sample points were inside the area the first already covered. Over Australia the single circle returned 0 and a direct query returned 27. The global sweep uses four circles.</w:t>
       </w:r>
     </w:p>
     <w:p>
@@ -3676,7 +3681,10 @@
         <w:t>A rate limit cannot be characterised with a burst.</w:t>
       </w:r>
       <w:r>
-        <w:t xml:space="preserve"> adsb.lol appeared to tolerate any rate when tested with occasional bursts. Under continuous load it refused 38% of requests. The real limit is four requests, then approximately one every twelve seconds.</w:t>
+        <w:t xml:space="preserve"> adsb.lol appeared to </w:t>
+      </w:r>
+      <w:r>
+        <w:t>tolerate any rate when tested with occasional bursts. Under continuous load it refused 38% of requests. The real limit is four requests, then approximately one every twelve seconds.</w:t>
       </w:r>
     </w:p>
     <w:p>
@@ -4010,7 +4018,7 @@
         <w:pStyle w:val="Heading2"/>
       </w:pPr>
       <w:bookmarkStart w:id="23" w:name="economic-feasibility"/>
-      <w:bookmarkStart w:id="24" w:name="_Toc239715781"/>
+      <w:bookmarkStart w:id="24" w:name="_Toc239793450"/>
       <w:bookmarkEnd w:id="19"/>
       <w:bookmarkEnd w:id="22"/>
       <w:r>
@@ -4232,10 +4240,7 @@
         <w:pStyle w:val="FirstParagraph"/>
       </w:pPr>
       <w:r>
-        <w:t xml:space="preserve">No money changes hands, but OpenSky’s daily credit allowance is finite and was budgeted like money. The polling intervals are derived from it rather than chosen by feel: the configured jobs project 3,072 credits per day against a 4,000 allowance, 77%, leaving headroom for the lookups a user triggers by </w:t>
-      </w:r>
-      <w:r>
-        <w:t>clicking. The system refuses to start if a configuration would exceed 85%.</w:t>
+        <w:t>No money changes hands, but OpenSky’s daily credit allowance is finite and was budgeted like money. The polling intervals are derived from it rather than chosen by feel: the configured jobs project 3,072 credits per day against a 4,000 allowance, 77%, leaving headroom for the lookups a user triggers by clicking. The system refuses to start if a configuration would exceed 85%.</w:t>
       </w:r>
     </w:p>
     <w:p>
@@ -4243,7 +4248,10 @@
         <w:pStyle w:val="BodyText"/>
       </w:pPr>
       <w:r>
-        <w:t>Using the free adsb.lol feed as the primary source, with OpenSky supplementing it every 120 seconds, decouples the refresh rate from the allowance entirely. Ships and satellites cost nothing.</w:t>
+        <w:t xml:space="preserve">Using the free adsb.lol feed as the primary source, with OpenSky supplementing </w:t>
+      </w:r>
+      <w:r>
+        <w:t>it every 120 seconds, decouples the refresh rate from the allowance entirely. Ships and satellites cost nothing.</w:t>
       </w:r>
     </w:p>
     <w:p>
@@ -4433,10 +4441,7 @@
         <w:pStyle w:val="FirstParagraph"/>
       </w:pPr>
       <w:r>
-        <w:t>A free tier supported by advertising and a paid tier are both implemented. Advertisements are the project’s own messages in real advertisement dimensions, because a third-party network would introduce tracking into a project that collects no analytics. There is no payment processor, so the button reads “Switch premium on” rather than “Buy”</w:t>
-      </w:r>
-      <w:r>
-        <w:t>, and a test enforces that wording.</w:t>
+        <w:t>A free tier supported by advertising and a paid tier are both implemented. Advertisements are the project’s own messages in real advertisement dimensions, because a third-party network would introduce tracking into a project that collects no analytics. There is no payment processor, so the button reads “Switch premium on” rather than “Buy”, and a test enforces that wording.</w:t>
       </w:r>
     </w:p>
     <w:p>
@@ -4444,7 +4449,7 @@
         <w:pStyle w:val="Heading2"/>
       </w:pPr>
       <w:bookmarkStart w:id="29" w:name="operational-feasibility"/>
-      <w:bookmarkStart w:id="30" w:name="_Toc239715782"/>
+      <w:bookmarkStart w:id="30" w:name="_Toc239793451"/>
       <w:bookmarkEnd w:id="23"/>
       <w:bookmarkEnd w:id="28"/>
       <w:r>
@@ -4466,7 +4471,10 @@
         <w:pStyle w:val="FirstParagraph"/>
       </w:pPr>
       <w:r>
-        <w:t>Orbital runs as two processes with no database server, no message queue and no external cache. State lives in process memory; only accounts must survive a restart, in one SQLite file.</w:t>
+        <w:t xml:space="preserve">Orbital runs as two processes with no database server, no message queue and no </w:t>
+      </w:r>
+      <w:r>
+        <w:t>external cache. State lives in process memory; only accounts must survive a restart, in one SQLite file.</w:t>
       </w:r>
     </w:p>
     <w:p>
@@ -4684,10 +4692,7 @@
         <w:pStyle w:val="FirstParagraph"/>
       </w:pPr>
       <w:r>
-        <w:t xml:space="preserve">The interface must not make claims the data cannot support. Markers older than </w:t>
-      </w:r>
-      <w:r>
-        <w:t>two minutes fade; an object with no transmitted heading is drawn as a disc rather than an arrow pointing north; the ship layer names its actual coverage; and the satellite layer reports no data age, because a computed position does not have one.</w:t>
+        <w:t>The interface must not make claims the data cannot support. Markers older than two minutes fade; an object with no transmitted heading is drawn as a disc rather than an arrow pointing north; the ship layer names its actual coverage; and the satellite layer reports no data age, because a computed position does not have one.</w:t>
       </w:r>
     </w:p>
     <w:p>
@@ -4695,7 +4700,7 @@
         <w:pStyle w:val="Heading2"/>
       </w:pPr>
       <w:bookmarkStart w:id="34" w:name="schedule-feasibility"/>
-      <w:bookmarkStart w:id="35" w:name="_Toc239715783"/>
+      <w:bookmarkStart w:id="35" w:name="_Toc239793452"/>
       <w:bookmarkEnd w:id="29"/>
       <w:bookmarkEnd w:id="33"/>
       <w:r>
@@ -4926,7 +4931,10 @@
         <w:pStyle w:val="BodyText"/>
       </w:pPr>
       <w:r>
-        <w:t>The strongest evidence that the schedule held is the cost of the later phases. The satellite layer cost one provider module and one registry entry; the ship layer cost the same four months later; and the polling logic was not modified for either.</w:t>
+        <w:t xml:space="preserve">The strongest evidence that the schedule held is the cost of the later phases. </w:t>
+      </w:r>
+      <w:r>
+        <w:t>The satellite layer cost one provider module and one registry entry; the ship layer cost the same four months later; and the polling logic was not modified for either.</w:t>
       </w:r>
     </w:p>
     <w:p>
@@ -4934,10 +4942,7 @@
         <w:pStyle w:val="BodyText"/>
       </w:pPr>
       <w:r>
-        <w:t xml:space="preserve">Where time was lost: six sessions went to one defect misdiagnosed five times. The cause was structural — one camera serving two pictures at very different </w:t>
-      </w:r>
-      <w:r>
-        <w:t>scales — and the resolution deleted 376 lines, added 130, and cost no feature.</w:t>
+        <w:t>Where time was lost: six sessions went to one defect misdiagnosed five times. The cause was structural — one camera serving two pictures at very different scales — and the resolution deleted 376 lines, added 130, and cost no feature.</w:t>
       </w:r>
     </w:p>
     <w:p>
@@ -4945,7 +4950,7 @@
         <w:pStyle w:val="Heading2"/>
       </w:pPr>
       <w:bookmarkStart w:id="36" w:name="related-systems"/>
-      <w:bookmarkStart w:id="37" w:name="_Toc239715784"/>
+      <w:bookmarkStart w:id="37" w:name="_Toc239793453"/>
       <w:bookmarkEnd w:id="34"/>
       <w:r>
         <w:t>2.5 Related Systems</w:t>
@@ -5359,7 +5364,10 @@
         <w:pStyle w:val="BodyText"/>
       </w:pPr>
       <w:r>
-        <w:t>A deliberate search found no free, global, key-less ship feed equivalent to adsb.lol. An AIS receiver is a real installation rather than a cheap dongle, so volunteer networks operate on reciprocity, and the commercial half of the market has consolidated under two owners.</w:t>
+        <w:t xml:space="preserve">A deliberate search found no free, global, key-less ship feed equivalent to adsb.lol. An AIS receiver is a real installation rather than a cheap dongle, so </w:t>
+      </w:r>
+      <w:r>
+        <w:t>volunteer networks operate on reciprocity, and the commercial half of the market has consolidated under two owners.</w:t>
       </w:r>
     </w:p>
     <w:p>
@@ -5367,7 +5375,7 @@
         <w:pStyle w:val="Heading2"/>
       </w:pPr>
       <w:bookmarkStart w:id="38" w:name="relevant-theories-and-technologies"/>
-      <w:bookmarkStart w:id="39" w:name="_Toc239715785"/>
+      <w:bookmarkStart w:id="39" w:name="_Toc239793454"/>
       <w:bookmarkEnd w:id="36"/>
       <w:r>
         <w:t>2.6 Relevant Theories and Technologies</w:t>
@@ -5386,10 +5394,7 @@
         <w:t>ADS-B.</w:t>
       </w:r>
       <w:r>
-        <w:t xml:space="preserve"> Aircraft broadcast identity, position, altitude and velocity about once a second. Coverage depends on a receiver being in range, which is why </w:t>
-      </w:r>
-      <w:r>
-        <w:t>oceanic regions are sparse in every terrestrial network.</w:t>
+        <w:t xml:space="preserve"> Aircraft broadcast identity, position, altitude and velocity about once a second. Coverage depends on a receiver being in range, which is why oceanic regions are sparse in every terrestrial network.</w:t>
       </w:r>
     </w:p>
     <w:p>
@@ -5404,10 +5409,10 @@
         <w:t>AIS.</w:t>
       </w:r>
       <w:r>
-        <w:t xml:space="preserve"> Vessels broadcast position every few seconds and identity — name, type, dimensions, destination — every six minutes. Two consequences follow. “Not available” is a number rather than a blank: a speed of 102.3 knots, a course of 360° and a heading of 511 all mean the transmitter did not say. And identity accumulates far more slowly than position: measured at 26.5 static messages per </w:t>
-      </w:r>
-      <w:r>
-        <w:t>second against 114 position reports, vessel type coverage rose from 3% at thirty seconds to 62% after fifty-four minutes.</w:t>
+        <w:t xml:space="preserve"> Vessels broadcast position every few seconds and identity — name, type, dimensions, destination — every six minutes. Two consequences follow. “Not</w:t>
+      </w:r>
+      <w:r>
+        <w:t xml:space="preserve"> available” is a number rather than a blank: a speed of 102.3 knots, a course of 360° and a heading of 511 all mean the transmitter did not say. And identity accumulates far more slowly than position: measured at 26.5 static messages per second against 114 position reports, vessel type coverage rose from 3% at thirty seconds to 62% after fifty-four minutes.</w:t>
       </w:r>
     </w:p>
     <w:p>
@@ -5422,10 +5427,10 @@
         <w:t>SGP4 and orbital elements.</w:t>
       </w:r>
       <w:r>
-        <w:t xml:space="preserve"> Satellite positions are computed from published two-line element sets. Elements describe an orbit rather than a position and stay usable for days, so the layer survives an upstream outage. Accuracy degrades roughly a kilometre per day from epoch, silently: of 1,670 element sets in one live feed, 87 were over a year old and the oldest was from 1975. Anything </w:t>
-      </w:r>
-      <w:r>
-        <w:t>past seven days is refused.</w:t>
+        <w:t xml:space="preserve"> Satellite positions are computed from published two-line element sets. Elements describe an orbit rather than a position and </w:t>
+      </w:r>
+      <w:r>
+        <w:t>stay usable for days, so the layer survives an upstream outage. Accuracy degrades roughly a kilometre per day from epoch, silently: of 1,670 element sets in one live feed, 87 were over a year old and the oldest was from 1975. Anything past seven days is refused.</w:t>
       </w:r>
     </w:p>
     <w:p>
@@ -5440,7 +5445,10 @@
         <w:t>Map projection.</w:t>
       </w:r>
       <w:r>
-        <w:t xml:space="preserve"> A pixel covers a different ground distance at every zoom and latitude — about 750 m at zoom 7, about 6 m at zoom 14. This arithmetic determines how often the display needs redrawing, and it is why drawing every object at every zoom is neither useful nor affordable.</w:t>
+        <w:t xml:space="preserve"> A pixel covers a different ground distance at every zoom and latitude — about 750 m at zoom 7, about 6 m at zoom 14. This arithmetic determines how often the display needs redrawing, and it is why drawing every </w:t>
+      </w:r>
+      <w:r>
+        <w:t>object at every zoom is neither useful nor affordable.</w:t>
       </w:r>
     </w:p>
     <w:p>
@@ -5455,10 +5463,7 @@
         <w:t>Signed distance field icons.</w:t>
       </w:r>
       <w:r>
-        <w:t xml:space="preserve"> Marker symbols are stored as distance fields so one silhouette can be tinted per object rather than needing an image per colour. </w:t>
-      </w:r>
-      <w:r>
-        <w:t>The alpha channel encodes distance rather than coverage, so thin detail dissolves when scaled down; marker artwork is therefore deliberately chunky.</w:t>
+        <w:t xml:space="preserve"> Marker symbols are stored as distance fields so one silhouette can be tinted per object rather than needing an image per colour. The alpha channel encodes distance rather than coverage, so thin detail dissolves when scaled down; marker artwork is therefore deliberately chunky.</w:t>
       </w:r>
     </w:p>
     <w:p>
@@ -5473,7 +5478,10 @@
         <w:t>HTTP conditional requests.</w:t>
       </w:r>
       <w:r>
-        <w:t xml:space="preserve"> The polled endpoints use ETags. When the data has not changed the server returns 304 Not Modified before reading its store — no filtering, thinning, serialisation or compression.</w:t>
+        <w:t xml:space="preserve"> The polled endpoints use ETags. When the data has </w:t>
+      </w:r>
+      <w:r>
+        <w:t>not changed the server returns 304 Not Modified before reading its store — no filtering, thinning, serialisation or compression.</w:t>
       </w:r>
     </w:p>
     <w:p>
@@ -5486,7 +5494,7 @@
         <w:pStyle w:val="Heading1"/>
       </w:pPr>
       <w:bookmarkStart w:id="40" w:name="chapter-3-requirements-analysis"/>
-      <w:bookmarkStart w:id="41" w:name="_Toc239715786"/>
+      <w:bookmarkStart w:id="41" w:name="_Toc239793455"/>
       <w:bookmarkEnd w:id="17"/>
       <w:bookmarkEnd w:id="38"/>
       <w:r>
@@ -5499,7 +5507,7 @@
         <w:pStyle w:val="Heading2"/>
       </w:pPr>
       <w:bookmarkStart w:id="42" w:name="stakeholder-analysis"/>
-      <w:bookmarkStart w:id="43" w:name="_Toc239715787"/>
+      <w:bookmarkStart w:id="43" w:name="_Toc239793456"/>
       <w:r>
         <w:t>3.1 Stakeholder Analysis</w:t>
       </w:r>
@@ -5510,10 +5518,7 @@
         <w:pStyle w:val="FirstParagraph"/>
       </w:pPr>
       <w:r>
-        <w:t xml:space="preserve">Orbital’s stakeholder map has an unusual shape: most of its stakeholders are </w:t>
-      </w:r>
-      <w:r>
-        <w:t>upstream. The parties with the greatest power over whether the system works are the data providers, none of whom have any relationship with the project.</w:t>
+        <w:t>Orbital’s stakeholder map has an unusual shape: most of its stakeholders are upstream. The parties with the greatest power over whether the system works are the data providers, none of whom have any relationship with the project.</w:t>
       </w:r>
     </w:p>
     <w:p>
@@ -5924,7 +5929,10 @@
         <w:pStyle w:val="BodyText"/>
       </w:pPr>
       <w:r>
-        <w:t>Because the upstream stakeholders hold the power and grant no guarantees, the system is designed so any of them failing degrades the display rather than breaking it. That is a requirement derived from stakeholder analysis rather than a technical preference.</w:t>
+        <w:t xml:space="preserve">Because the upstream stakeholders hold the power and grant no guarantees, the system is designed so any of them failing degrades the display rather than </w:t>
+      </w:r>
+      <w:r>
+        <w:t>breaking it. That is a requirement derived from stakeholder analysis rather than a technical preference.</w:t>
       </w:r>
     </w:p>
     <w:p>
@@ -6162,7 +6170,10 @@
         <w:pStyle w:val="BodyText"/>
       </w:pPr>
       <w:r>
-        <w:t>The administrator tier exists in the data but has no interface. An account can only be promoted from a terminal on the server, and the public endpoint refuses that tier under all configurations.</w:t>
+        <w:t xml:space="preserve">The administrator tier exists in the data but has no interface. An account can </w:t>
+      </w:r>
+      <w:r>
+        <w:t>only be promoted from a terminal on the server, and the public endpoint refuses that tier under all configurations.</w:t>
       </w:r>
     </w:p>
     <w:p>
@@ -6441,7 +6452,7 @@
         <w:pStyle w:val="Heading2"/>
       </w:pPr>
       <w:bookmarkStart w:id="47" w:name="functional-requirements"/>
-      <w:bookmarkStart w:id="48" w:name="_Toc239715788"/>
+      <w:bookmarkStart w:id="48" w:name="_Toc239793457"/>
       <w:bookmarkEnd w:id="42"/>
       <w:bookmarkEnd w:id="46"/>
       <w:r>
@@ -8455,7 +8466,7 @@
         <w:pStyle w:val="Heading2"/>
       </w:pPr>
       <w:bookmarkStart w:id="53" w:name="non-functional-requirements"/>
-      <w:bookmarkStart w:id="54" w:name="_Toc239715789"/>
+      <w:bookmarkStart w:id="54" w:name="_Toc239793458"/>
       <w:bookmarkEnd w:id="47"/>
       <w:bookmarkEnd w:id="52"/>
       <w:r>
@@ -9776,7 +9787,7 @@
               <w:pStyle w:val="Compact"/>
             </w:pPr>
             <w:r>
-              <w:t>166 entries</w:t>
+              <w:t>169 entries</w:t>
             </w:r>
           </w:p>
         </w:tc>
@@ -9997,7 +10008,7 @@
         <w:pStyle w:val="Heading2"/>
       </w:pPr>
       <w:bookmarkStart w:id="61" w:name="use-case-diagram"/>
-      <w:bookmarkStart w:id="62" w:name="_Toc239715790"/>
+      <w:bookmarkStart w:id="62" w:name="_Toc239793459"/>
       <w:bookmarkEnd w:id="53"/>
       <w:bookmarkEnd w:id="60"/>
       <w:r>
@@ -10294,7 +10305,10 @@
         <w:pStyle w:val="FirstParagraph"/>
       </w:pPr>
       <w:r>
-        <w:t>UC-03 includes UC-01. UC-06 extends UC-01 when an instant is chosen, if that instant lies within the actor’s entitlement window. UC-07 to UC-10 are started by a scheduler rather than a person, and are shown because every external dependency and failure mode lives there.</w:t>
+        <w:t xml:space="preserve">UC-03 includes UC-01. UC-06 extends UC-01 when an instant is chosen, if that </w:t>
+      </w:r>
+      <w:r>
+        <w:t>instant lies within the actor’s entitlement window. UC-07 to UC-10 are started by a scheduler rather than a person, and are shown because every external dependency and failure mode lives there.</w:t>
       </w:r>
     </w:p>
     <w:p>
@@ -10302,7 +10316,7 @@
         <w:pStyle w:val="Heading2"/>
       </w:pPr>
       <w:bookmarkStart w:id="63" w:name="use-case-descriptions"/>
-      <w:bookmarkStart w:id="64" w:name="_Toc239715791"/>
+      <w:bookmarkStart w:id="64" w:name="_Toc239793460"/>
       <w:bookmarkEnd w:id="61"/>
       <w:r>
         <w:t>3.5 Use Case Descriptions</w:t>
@@ -10415,10 +10429,7 @@
         <w:t>A1</w:t>
       </w:r>
       <w:r>
-        <w:t xml:space="preserve"> </w:t>
-      </w:r>
-      <w:r>
-        <w:t xml:space="preserve">Data is stale: the response is flagged, markers past two minutes fade. </w:t>
+        <w:t xml:space="preserve"> Data is stale: the response is flagged, markers past two minutes fade. </w:t>
       </w:r>
       <w:r>
         <w:rPr>
@@ -11018,7 +11029,10 @@
         <w:t>A2</w:t>
       </w:r>
       <w:r>
-        <w:t xml:space="preserve"> Rate limited: the upstream’s own retry hint is used. </w:t>
+        <w:t xml:space="preserve"> </w:t>
+      </w:r>
+      <w:r>
+        <w:t xml:space="preserve">Rate limited: the upstream’s own retry hint is used. </w:t>
       </w:r>
       <w:r>
         <w:rPr>
@@ -11135,10 +11149,7 @@
         </w:numPr>
       </w:pPr>
       <w:r>
-        <w:t xml:space="preserve">Positions older than fifteen minutes are removed; identities are kept for six </w:t>
-      </w:r>
-      <w:r>
-        <w:t>hours, because a vessel’s name does not expire when its position does.</w:t>
+        <w:t>Positions older than fifteen minutes are removed; identities are kept for six hours, because a vessel’s name does not expire when its position does.</w:t>
       </w:r>
     </w:p>
     <w:p>
@@ -11218,7 +11229,7 @@
         <w:pStyle w:val="Heading2"/>
       </w:pPr>
       <w:bookmarkStart w:id="75" w:name="software-requirements-specification"/>
-      <w:bookmarkStart w:id="76" w:name="_Toc239715792"/>
+      <w:bookmarkStart w:id="76" w:name="_Toc239793461"/>
       <w:bookmarkEnd w:id="63"/>
       <w:bookmarkEnd w:id="74"/>
       <w:r>
@@ -11287,10 +11298,7 @@
         <w:pStyle w:val="FirstParagraph"/>
       </w:pPr>
       <w:r>
-        <w:t>Data flows in one direction, and each layer knows only the layer beneath it.</w:t>
-      </w:r>
-      <w:r>
-        <w:t xml:space="preserve"> Three properties follow:</w:t>
+        <w:t>Data flows in one direction, and each layer knows only the layer beneath it. Three properties follow:</w:t>
       </w:r>
     </w:p>
     <w:p>
@@ -12988,7 +12996,7 @@
               <w:pStyle w:val="Compact"/>
             </w:pPr>
             <w:r>
-              <w:t>1,842 automated tests; live runs against every real source</w:t>
+              <w:t>1,868 automated tests; live runs against every real source</w:t>
             </w:r>
           </w:p>
         </w:tc>
@@ -13175,7 +13183,7 @@
   <w:abstractNum w:abstractNumId="0" w15:restartNumberingAfterBreak="0">
     <w:nsid w:val="EA454B4C"/>
     <w:multiLevelType w:val="multilevel"/>
-    <w:tmpl w:val="F7C86B62"/>
+    <w:tmpl w:val="629208B0"/>
     <w:lvl w:ilvl="0">
       <w:start w:val="1"/>
       <w:numFmt w:val="decimal"/>
@@ -13261,7 +13269,7 @@
   <w:abstractNum w:abstractNumId="1" w15:restartNumberingAfterBreak="0">
     <w:nsid w:val="2C1AE401"/>
     <w:multiLevelType w:val="multilevel"/>
-    <w:tmpl w:val="D30E6CBA"/>
+    <w:tmpl w:val="8F94AFB4"/>
     <w:lvl w:ilvl="0">
       <w:numFmt w:val="bullet"/>
       <w:lvlText w:val=" "/>
@@ -13335,10 +13343,10 @@
       </w:pPr>
     </w:lvl>
   </w:abstractNum>
-  <w:num w:numId="1" w16cid:durableId="519898479">
+  <w:num w:numId="1" w16cid:durableId="289634489">
     <w:abstractNumId w:val="1"/>
   </w:num>
-  <w:num w:numId="2" w16cid:durableId="1117914409">
+  <w:num w:numId="2" w16cid:durableId="2067600598">
     <w:abstractNumId w:val="0"/>
     <w:lvlOverride w:ilvl="0">
       <w:startOverride w:val="1"/>
@@ -13368,7 +13376,7 @@
       <w:startOverride w:val="1"/>
     </w:lvlOverride>
   </w:num>
-  <w:num w:numId="3" w16cid:durableId="1664698085">
+  <w:num w:numId="3" w16cid:durableId="1605190597">
     <w:abstractNumId w:val="0"/>
     <w:lvlOverride w:ilvl="0">
       <w:startOverride w:val="1"/>
@@ -13398,7 +13406,7 @@
       <w:startOverride w:val="1"/>
     </w:lvlOverride>
   </w:num>
-  <w:num w:numId="4" w16cid:durableId="498548101">
+  <w:num w:numId="4" w16cid:durableId="1820263359">
     <w:abstractNumId w:val="0"/>
     <w:lvlOverride w:ilvl="0">
       <w:startOverride w:val="1"/>
@@ -13428,7 +13436,7 @@
       <w:startOverride w:val="1"/>
     </w:lvlOverride>
   </w:num>
-  <w:num w:numId="5" w16cid:durableId="1985239311">
+  <w:num w:numId="5" w16cid:durableId="1235824108">
     <w:abstractNumId w:val="0"/>
     <w:lvlOverride w:ilvl="0">
       <w:startOverride w:val="1"/>
@@ -13458,7 +13466,7 @@
       <w:startOverride w:val="1"/>
     </w:lvlOverride>
   </w:num>
-  <w:num w:numId="6" w16cid:durableId="1320424631">
+  <w:num w:numId="6" w16cid:durableId="1951936835">
     <w:abstractNumId w:val="0"/>
     <w:lvlOverride w:ilvl="0">
       <w:startOverride w:val="1"/>
@@ -13488,7 +13496,7 @@
       <w:startOverride w:val="1"/>
     </w:lvlOverride>
   </w:num>
-  <w:num w:numId="7" w16cid:durableId="749694856">
+  <w:num w:numId="7" w16cid:durableId="1817260215">
     <w:abstractNumId w:val="0"/>
     <w:lvlOverride w:ilvl="0">
       <w:startOverride w:val="1"/>
@@ -13518,7 +13526,7 @@
       <w:startOverride w:val="1"/>
     </w:lvlOverride>
   </w:num>
-  <w:num w:numId="8" w16cid:durableId="318271003">
+  <w:num w:numId="8" w16cid:durableId="215626057">
     <w:abstractNumId w:val="0"/>
     <w:lvlOverride w:ilvl="0">
       <w:startOverride w:val="1"/>
@@ -13548,7 +13556,7 @@
       <w:startOverride w:val="1"/>
     </w:lvlOverride>
   </w:num>
-  <w:num w:numId="9" w16cid:durableId="1692218155">
+  <w:num w:numId="9" w16cid:durableId="1151098830">
     <w:abstractNumId w:val="0"/>
     <w:lvlOverride w:ilvl="0">
       <w:startOverride w:val="1"/>
@@ -13578,7 +13586,7 @@
       <w:startOverride w:val="1"/>
     </w:lvlOverride>
   </w:num>
-  <w:num w:numId="10" w16cid:durableId="1190872216">
+  <w:num w:numId="10" w16cid:durableId="1810828088">
     <w:abstractNumId w:val="0"/>
     <w:lvlOverride w:ilvl="0">
       <w:startOverride w:val="1"/>
@@ -13608,7 +13616,7 @@
       <w:startOverride w:val="1"/>
     </w:lvlOverride>
   </w:num>
-  <w:num w:numId="11" w16cid:durableId="545488066">
+  <w:num w:numId="11" w16cid:durableId="1874875749">
     <w:abstractNumId w:val="0"/>
     <w:lvlOverride w:ilvl="0">
       <w:startOverride w:val="1"/>
@@ -13638,7 +13646,7 @@
       <w:startOverride w:val="1"/>
     </w:lvlOverride>
   </w:num>
-  <w:num w:numId="12" w16cid:durableId="2086150338">
+  <w:num w:numId="12" w16cid:durableId="537861491">
     <w:abstractNumId w:val="0"/>
     <w:lvlOverride w:ilvl="0">
       <w:startOverride w:val="1"/>
@@ -14684,7 +14692,7 @@
     <w:next w:val="Normal"/>
     <w:autoRedefine/>
     <w:uiPriority w:val="39"/>
-    <w:rsid w:val="0098469C"/>
+    <w:rsid w:val="00857317"/>
     <w:pPr>
       <w:spacing w:after="100"/>
     </w:pPr>
@@ -14695,7 +14703,7 @@
     <w:next w:val="Normal"/>
     <w:autoRedefine/>
     <w:uiPriority w:val="39"/>
-    <w:rsid w:val="0098469C"/>
+    <w:rsid w:val="00857317"/>
     <w:pPr>
       <w:spacing w:after="100"/>
       <w:ind w:left="240"/>
